--- a/e3/reading/docs/wk05-fruit-vocabulary-alphabetical-order-worksheet-answers.docx
+++ b/e3/reading/docs/wk05-fruit-vocabulary-alphabetical-order-worksheet-answers.docx
@@ -5,6 +5,8 @@
     <w:p>
       <w:pPr>
         <w:pStyle w:val="FirstParagraph"/>
+        <w:keepNext/>
+        <w:spacing w:before="0" w:after="60" w:line="240" w:lineRule="auto"/>
       </w:pPr>
       <w:r>
         <w:drawing>
@@ -53,6 +55,8 @@
     <w:p>
       <w:pPr>
         <w:pStyle w:val="Heading1"/>
+        <w:keepNext/>
+        <w:spacing w:before="840" w:after="40" w:line="240" w:lineRule="auto"/>
       </w:pPr>
       <w:r>
         <w:t xml:space="preserve">Fruit worksheet</w:t>
@@ -64,6 +68,8 @@
     <w:p>
       <w:pPr>
         <w:pStyle w:val="Heading2"/>
+        <w:keepNext/>
+        <w:spacing w:before="120" w:after="40" w:line="240" w:lineRule="auto"/>
       </w:pPr>
       <w:r>
         <w:t xml:space="preserve">Answers (teacher copy)</w:t>
@@ -72,6 +78,8 @@
     <w:p>
       <w:pPr>
         <w:pStyle w:val="FirstParagraph"/>
+        <w:keepNext/>
+        <w:spacing w:before="0" w:after="60" w:line="240" w:lineRule="auto"/>
       </w:pPr>
       <w:r>
         <w:rPr>
@@ -90,6 +98,8 @@
     <w:p>
       <w:pPr>
         <w:pStyle w:val="BodyText"/>
+        <w:keepNext/>
+        <w:spacing w:before="0" w:after="60" w:line="240" w:lineRule="auto"/>
       </w:pPr>
       <w:r>
         <w:rPr>
@@ -101,11 +111,13 @@
     </w:p>
     <w:p>
       <w:pPr>
+        <w:keepNext/>
         <w:numPr>
           <w:ilvl w:val="0"/>
           <w:numId w:val="1002"/>
         </w:numPr>
         <w:pStyle w:val="Compact"/>
+        <w:spacing w:before="0" w:after="60" w:line="240" w:lineRule="auto"/>
       </w:pPr>
       <w:r>
         <w:t xml:space="preserve">apple, avocado, banana, coconut, grapes, lemon, mango, orange, pear, pineapple, strawberry, watermelon</w:t>
@@ -113,11 +125,13 @@
     </w:p>
     <w:p>
       <w:pPr>
+        <w:keepNext/>
         <w:numPr>
           <w:ilvl w:val="0"/>
           <w:numId w:val="1002"/>
         </w:numPr>
         <w:pStyle w:val="Compact"/>
+        <w:spacing w:before="0" w:after="60" w:line="240" w:lineRule="auto"/>
       </w:pPr>
       <w:r>
         <w:t xml:space="preserve">apple; watermelon</w:t>
@@ -125,11 +139,13 @@
     </w:p>
     <w:p>
       <w:pPr>
+        <w:keepNext/>
         <w:numPr>
           <w:ilvl w:val="0"/>
           <w:numId w:val="1002"/>
         </w:numPr>
         <w:pStyle w:val="Compact"/>
+        <w:spacing w:before="0" w:after="60" w:line="240" w:lineRule="auto"/>
       </w:pPr>
       <w:r>
         <w:t xml:space="preserve">mango</w:t>
@@ -137,11 +153,13 @@
     </w:p>
     <w:p>
       <w:pPr>
+        <w:keepNext/>
         <w:numPr>
           <w:ilvl w:val="0"/>
           <w:numId w:val="1002"/>
         </w:numPr>
         <w:pStyle w:val="Compact"/>
+        <w:spacing w:before="0" w:after="60" w:line="240" w:lineRule="auto"/>
       </w:pPr>
       <w:r>
         <w:t xml:space="preserve">avocado</w:t>
@@ -149,11 +167,13 @@
     </w:p>
     <w:p>
       <w:pPr>
+        <w:keepNext/>
         <w:numPr>
           <w:ilvl w:val="0"/>
           <w:numId w:val="1002"/>
         </w:numPr>
         <w:pStyle w:val="Compact"/>
+        <w:spacing w:before="0" w:after="60" w:line="240" w:lineRule="auto"/>
       </w:pPr>
       <w:r>
         <w:t xml:space="preserve">lemon</w:t>
@@ -161,11 +181,13 @@
     </w:p>
     <w:p>
       <w:pPr>
+        <w:keepNext/>
         <w:numPr>
           <w:ilvl w:val="0"/>
           <w:numId w:val="1002"/>
         </w:numPr>
         <w:pStyle w:val="Compact"/>
+        <w:spacing w:before="0" w:after="60" w:line="240" w:lineRule="auto"/>
       </w:pPr>
       <w:r>
         <w:t xml:space="preserve">True</w:t>
@@ -173,11 +195,13 @@
     </w:p>
     <w:p>
       <w:pPr>
+        <w:keepNext/>
         <w:numPr>
           <w:ilvl w:val="0"/>
           <w:numId w:val="1002"/>
         </w:numPr>
         <w:pStyle w:val="Compact"/>
+        <w:spacing w:before="0" w:after="60" w:line="240" w:lineRule="auto"/>
       </w:pPr>
       <w:r>
         <w:t xml:space="preserve">B</w:t>
@@ -185,11 +209,13 @@
     </w:p>
     <w:p>
       <w:pPr>
+        <w:keepNext/>
         <w:numPr>
           <w:ilvl w:val="0"/>
           <w:numId w:val="1002"/>
         </w:numPr>
         <w:pStyle w:val="Compact"/>
+        <w:spacing w:before="0" w:after="60" w:line="240" w:lineRule="auto"/>
       </w:pPr>
       <w:r>
         <w:t xml:space="preserve">grapes and lemon</w:t>
@@ -197,11 +223,13 @@
     </w:p>
     <w:p>
       <w:pPr>
+        <w:keepNext/>
         <w:numPr>
           <w:ilvl w:val="0"/>
           <w:numId w:val="1002"/>
         </w:numPr>
         <w:pStyle w:val="Compact"/>
+        <w:spacing w:before="0" w:after="60" w:line="240" w:lineRule="auto"/>
       </w:pPr>
       <w:r>
         <w:t xml:space="preserve">orange</w:t>
@@ -209,11 +237,13 @@
     </w:p>
     <w:p>
       <w:pPr>
+        <w:keepNext/>
         <w:numPr>
           <w:ilvl w:val="0"/>
           <w:numId w:val="1002"/>
         </w:numPr>
         <w:pStyle w:val="Compact"/>
+        <w:spacing w:before="0" w:after="60" w:line="240" w:lineRule="auto"/>
       </w:pPr>
       <w:r>
         <w:t xml:space="preserve">orange</w:t>
@@ -221,11 +251,13 @@
     </w:p>
     <w:p>
       <w:pPr>
+        <w:keepNext/>
         <w:numPr>
           <w:ilvl w:val="0"/>
           <w:numId w:val="1002"/>
         </w:numPr>
         <w:pStyle w:val="Compact"/>
+        <w:spacing w:before="0" w:after="60" w:line="240" w:lineRule="auto"/>
       </w:pPr>
       <w:r>
         <w:t xml:space="preserve">peach, pear, pineapple, plum; third is pineapple</w:t>
@@ -233,11 +265,13 @@
     </w:p>
     <w:p>
       <w:pPr>
+        <w:keepNext/>
         <w:numPr>
           <w:ilvl w:val="0"/>
           <w:numId w:val="1002"/>
         </w:numPr>
         <w:pStyle w:val="Compact"/>
+        <w:spacing w:before="0" w:after="60" w:line="240" w:lineRule="auto"/>
       </w:pPr>
       <w:r>
         <w:t xml:space="preserve">B</w:t>
@@ -245,11 +279,13 @@
     </w:p>
     <w:p>
       <w:pPr>
+        <w:keepNext/>
         <w:numPr>
           <w:ilvl w:val="0"/>
           <w:numId w:val="1002"/>
         </w:numPr>
         <w:pStyle w:val="Compact"/>
+        <w:spacing w:before="0" w:after="60" w:line="240" w:lineRule="auto"/>
       </w:pPr>
       <w:r>
         <w:t xml:space="preserve">lemon and grapes</w:t>
@@ -257,11 +293,13 @@
     </w:p>
     <w:p>
       <w:pPr>
+        <w:keepNext/>
         <w:numPr>
           <w:ilvl w:val="0"/>
           <w:numId w:val="1002"/>
         </w:numPr>
         <w:pStyle w:val="Compact"/>
+        <w:spacing w:before="0" w:after="60" w:line="240" w:lineRule="auto"/>
       </w:pPr>
       <w:r>
         <w:t xml:space="preserve">watermelon (or any correct answer, e.g. tomato)</w:t>
@@ -271,7 +309,7 @@
     <w:bookmarkEnd w:id="26"/>
     <w:sectPr>
       <w:pgSz w:h="16838" w:w="11906"/>
-      <w:pgMar w:bottom="1020" w:left="1020" w:right="1020" w:top="1020"/>
+      <w:pgMar w:bottom="680" w:left="737" w:right="737" w:top="680" w:header="340" w:footer="340"/>
     </w:sectPr>
   </w:body>
 </w:document>
